--- a/templates/kesma_indiv/طلب_ضم_مساحة.docx
+++ b/templates/kesma_indiv/طلب_ضم_مساحة.docx
@@ -304,69 +304,69 @@
         </w:rPr>
         <w:t>بميراثها</w:t>
       </w:r>
+      <w:r>
+        <w:rPr>
+          <w:rFonts w:hint="cs"/>
+          <w:b/>
+          <w:bCs/>
+          <w:sz w:val="32"/>
+          <w:szCs w:val="32"/>
+          <w:rtl/>
+          <w:lang w:bidi="ar-EG"/>
+        </w:rPr>
+        <w:t xml:space="preserve"> من ورثة / </w:t>
+      </w:r>
+      <w:r>
+        <w:rPr>
+          <w:rFonts w:asciiTheme="minorBidi" w:hAnsiTheme="minorBidi" w:cs="Arial"/>
+          <w:b/>
+          <w:bCs/>
+          <w:sz w:val="30"/>
+          <w:szCs w:val="30"/>
+          <w:rtl/>
+          <w:lang w:bidi="ar-EG"/>
+        </w:rPr>
+        <w:t>{{اسم_المورث}}</w:t>
+      </w:r>
+    </w:p>
+    <w:p>
+      <w:pPr>
+        <w:spacing w:line="360" w:lineRule="auto"/>
+        <w:rPr>
+          <w:b/>
+          <w:bCs/>
+          <w:sz w:val="32"/>
+          <w:szCs w:val="32"/>
+          <w:rtl/>
+          <w:lang w:bidi="ar-EG"/>
+        </w:rPr>
+      </w:pPr>
+      <w:r>
+        <w:rPr>
+          <w:rFonts w:hint="cs"/>
+          <w:b/>
+          <w:bCs/>
+          <w:sz w:val="32"/>
+          <w:szCs w:val="32"/>
+          <w:rtl/>
+          <w:lang w:bidi="ar-EG"/>
+        </w:rPr>
+        <w:t xml:space="preserve">بالعقد المؤرخ في </w:t>
+      </w:r>
+      <w:r>
+        <w:rPr>
+          <w:rFonts w:cs="Arial"/>
+          <w:b/>
+          <w:bCs/>
+          <w:sz w:val="30"/>
+          <w:szCs w:val="30"/>
+          <w:rtl/>
+          <w:lang w:bidi="ar-EG"/>
+        </w:rPr>
+        <w:t>{{تاريخ_العقد_رقمي}}</w:t>
+      </w:r>
       <w:bookmarkStart w:id="0" w:name="_GoBack"/>
       <w:bookmarkEnd w:id="0"/>
-      <w:r>
-        <w:rPr>
-          <w:rFonts w:hint="cs"/>
-          <w:b/>
-          <w:bCs/>
-          <w:sz w:val="32"/>
-          <w:szCs w:val="32"/>
-          <w:rtl/>
-          <w:lang w:bidi="ar-EG"/>
-        </w:rPr>
-        <w:t xml:space="preserve"> من ورثة / </w:t>
-      </w:r>
-      <w:r>
-        <w:rPr>
-          <w:rFonts w:asciiTheme="minorBidi" w:hAnsiTheme="minorBidi" w:cs="Arial"/>
-          <w:b/>
-          <w:bCs/>
-          <w:sz w:val="30"/>
-          <w:szCs w:val="30"/>
-          <w:rtl/>
-          <w:lang w:bidi="ar-EG"/>
-        </w:rPr>
-        <w:t>{{اسم_المورث}}</w:t>
-      </w:r>
-    </w:p>
-    <w:p>
-      <w:pPr>
-        <w:spacing w:line="360" w:lineRule="auto"/>
-        <w:rPr>
-          <w:b/>
-          <w:bCs/>
-          <w:sz w:val="32"/>
-          <w:szCs w:val="32"/>
-          <w:rtl/>
-          <w:lang w:bidi="ar-EG"/>
-        </w:rPr>
-      </w:pPr>
-      <w:r>
-        <w:rPr>
-          <w:rFonts w:hint="cs"/>
-          <w:b/>
-          <w:bCs/>
-          <w:sz w:val="32"/>
-          <w:szCs w:val="32"/>
-          <w:rtl/>
-          <w:lang w:bidi="ar-EG"/>
-        </w:rPr>
-        <w:t xml:space="preserve">بالعقد المؤرخ في </w:t>
-      </w:r>
-      <w:r>
-        <w:rPr>
-          <w:rFonts w:cs="Arial"/>
-          <w:b/>
-          <w:bCs/>
-          <w:sz w:val="30"/>
-          <w:szCs w:val="30"/>
-          <w:rtl/>
-          <w:lang w:bidi="ar-EG"/>
-        </w:rPr>
-        <w:t>{{تاريخ_العقد}}</w:t>
-      </w:r>
     </w:p>
     <w:p>
       <w:pPr>
